--- a/public/tours/international/asia/itineraries/4 Days Malaysia Getaway Kuala Lumpur - Genting Highlands Escape.docx
+++ b/public/tours/international/asia/itineraries/4 Days Malaysia Getaway Kuala Lumpur - Genting Highlands Escape.docx
@@ -1,61 +1,66 @@
 
 <file path=word/document.xml><?xml version="1.0" encoding="utf-8"?>
-<w:document xmlns:wpc="http://schemas.microsoft.com/office/word/2010/wordprocessingCanvas" xmlns:cx="http://schemas.microsoft.com/office/drawing/2014/chartex" xmlns:cx1="http://schemas.microsoft.com/office/drawing/2015/9/8/chartex" xmlns:cx2="http://schemas.microsoft.com/office/drawing/2015/10/21/chartex" xmlns:cx3="http://schemas.microsoft.com/office/drawing/2016/5/9/chartex" xmlns:cx4="http://schemas.microsoft.com/office/drawing/2016/5/10/chartex" xmlns:cx5="http://schemas.microsoft.com/office/drawing/2016/5/11/chartex" xmlns:cx6="http://schemas.microsoft.com/office/drawing/2016/5/12/chartex" xmlns:cx7="http://schemas.microsoft.com/office/drawing/2016/5/13/chartex" xmlns:cx8="http://schemas.microsoft.com/office/drawing/2016/5/14/chartex" xmlns:mc="http://schemas.openxmlformats.org/markup-compatibility/2006" xmlns:aink="http://schemas.microsoft.com/office/drawing/2016/ink" xmlns:am3d="http://schemas.microsoft.com/office/drawing/2017/model3d" xmlns:o="urn:schemas-microsoft-com:office:office" xmlns:oel="http://schemas.microsoft.com/office/2019/extlst" xmlns:r="http://schemas.openxmlformats.org/officeDocument/2006/relationships" xmlns:m="http://schemas.openxmlformats.org/officeDocument/2006/math" xmlns:v="urn:schemas-microsoft-com:vml" xmlns:wp14="http://schemas.microsoft.com/office/word/2010/wordprocessingDrawing" xmlns:wp="http://schemas.openxmlformats.org/drawingml/2006/wordprocessingDrawing" xmlns:w10="urn:schemas-microsoft-com:office:word" xmlns:w="http://schemas.openxmlformats.org/wordprocessingml/2006/main" xmlns:w14="http://schemas.microsoft.com/office/word/2010/wordml" xmlns:w15="http://schemas.microsoft.com/office/word/2012/wordml" xmlns:w16cex="http://schemas.microsoft.com/office/word/2018/wordml/cex" xmlns:w16cid="http://schemas.microsoft.com/office/word/2016/wordml/cid" xmlns:w16="http://schemas.microsoft.com/office/word/2018/wordml" xmlns:w16du="http://schemas.microsoft.com/office/word/2023/wordml/word16du" xmlns:w16sdtdh="http://schemas.microsoft.com/office/word/2020/wordml/sdtdatahash" xmlns:w16sdtfl="http://schemas.microsoft.com/office/word/2024/wordml/sdtformatlock" xmlns:w16se="http://schemas.microsoft.com/office/word/2015/wordml/symex" xmlns:wpg="http://schemas.microsoft.com/office/word/2010/wordprocessingGroup" xmlns:wpi="http://schemas.microsoft.com/office/word/2010/wordprocessingInk" xmlns:wne="http://schemas.microsoft.com/office/word/2006/wordml" xmlns:wps="http://schemas.microsoft.com/office/word/2010/wordprocessingShape" mc:Ignorable="w14 w15 w16se w16cid w16 w16cex w16sdtdh w16sdtfl w16du wp14">
+<w:document xmlns:wpc="http://schemas.microsoft.com/office/word/2010/wordprocessingCanvas" xmlns:cx="http://schemas.microsoft.com/office/drawing/2014/chartex" xmlns:cx1="http://schemas.microsoft.com/office/drawing/2015/9/8/chartex" xmlns:cx2="http://schemas.microsoft.com/office/drawing/2015/10/21/chartex" xmlns:cx3="http://schemas.microsoft.com/office/drawing/2016/5/9/chartex" xmlns:cx4="http://schemas.microsoft.com/office/drawing/2016/5/10/chartex" xmlns:cx5="http://schemas.microsoft.com/office/drawing/2016/5/11/chartex" xmlns:cx6="http://schemas.microsoft.com/office/drawing/2016/5/12/chartex" xmlns:cx7="http://schemas.microsoft.com/office/drawing/2016/5/13/chartex" xmlns:cx8="http://schemas.microsoft.com/office/drawing/2016/5/14/chartex" xmlns:mc="http://schemas.openxmlformats.org/markup-compatibility/2006" xmlns:aink="http://schemas.microsoft.com/office/drawing/2016/ink" xmlns:am3d="http://schemas.microsoft.com/office/drawing/2017/model3d" xmlns:o="urn:schemas-microsoft-com:office:office" xmlns:r="http://schemas.openxmlformats.org/officeDocument/2006/relationships" xmlns:m="http://schemas.openxmlformats.org/officeDocument/2006/math" xmlns:v="urn:schemas-microsoft-com:vml" xmlns:wp14="http://schemas.microsoft.com/office/word/2010/wordprocessingDrawing" xmlns:wp="http://schemas.openxmlformats.org/drawingml/2006/wordprocessingDrawing" xmlns:w10="urn:schemas-microsoft-com:office:word" xmlns:w="http://schemas.openxmlformats.org/wordprocessingml/2006/main" xmlns:w14="http://schemas.microsoft.com/office/word/2010/wordml" xmlns:w15="http://schemas.microsoft.com/office/word/2012/wordml" xmlns:w16cid="http://schemas.microsoft.com/office/word/2016/wordml/cid" xmlns:w16se="http://schemas.microsoft.com/office/word/2015/wordml/symex" xmlns:wpg="http://schemas.microsoft.com/office/word/2010/wordprocessingGroup" xmlns:wpi="http://schemas.microsoft.com/office/word/2010/wordprocessingInk" xmlns:wne="http://schemas.microsoft.com/office/word/2006/wordml" xmlns:wps="http://schemas.microsoft.com/office/word/2010/wordprocessingShape" mc:Ignorable="w14 w15 w16se w16cid wp14">
   <w:body>
     <w:p>
-      <w:pPr>
+      <w:r>
         <w:rPr>
           <w:b/>
           <w:bCs/>
         </w:rPr>
-      </w:pPr>
+        <w:t xml:space="preserve">4 Days Malaysia Getaway </w:t>
+      </w:r>
       <w:r>
         <w:rPr>
           <w:b/>
           <w:bCs/>
         </w:rPr>
-        <w:t xml:space="preserve">4 Days Malaysia Getaway </w:t>
+        <w:br/>
       </w:r>
       <w:r>
         <w:rPr>
           <w:b/>
           <w:bCs/>
         </w:rPr>
-        <w:br/>
+        <w:t>Kuala Lumpur</w:t>
       </w:r>
       <w:r>
         <w:rPr>
           <w:b/>
           <w:bCs/>
         </w:rPr>
-        <w:t>Kuala Lumpur</w:t>
+        <w:t xml:space="preserve"> | </w:t>
       </w:r>
       <w:r>
         <w:rPr>
           <w:b/>
           <w:bCs/>
         </w:rPr>
-        <w:t xml:space="preserve"> | </w:t>
-      </w:r>
-      <w:r>
+        <w:t xml:space="preserve">Genting Highlands Escape </w:t>
+      </w:r>
+      <w:r>
+        <w:pict w14:anchorId="6B134A5B">
+          <v:rect id="_x0000_i1026" style="width:0;height:1.5pt" o:hralign="center" o:hrstd="t" o:hr="t" fillcolor="#a0a0a0" stroked="f"/>
+        </w:pict>
+      </w:r>
+    </w:p>
+    <w:p>
+      <w:pPr>
         <w:rPr>
           <w:b/>
           <w:bCs/>
         </w:rPr>
-        <w:t>Genting Highlands Escape</w:t>
-      </w:r>
-      <w:r>
+      </w:pPr>
+    </w:p>
+    <w:p>
+      <w:pPr>
         <w:rPr>
           <w:b/>
           <w:bCs/>
         </w:rPr>
-        <w:t xml:space="preserve"> </w:t>
-      </w:r>
-      <w:r>
-        <w:pict w14:anchorId="6B134A5B">
-          <v:rect id="_x0000_i1025" style="width:0;height:1.5pt" o:hralign="center" o:hrstd="t" o:hr="t" fillcolor="#a0a0a0" stroked="f"/>
-        </w:pict>
-      </w:r>
+      </w:pPr>
+      <w:bookmarkStart w:id="0" w:name="_GoBack"/>
+      <w:bookmarkEnd w:id="0"/>
       <w:r>
         <w:rPr>
           <w:b/>
@@ -70,7 +75,7 @@
       </w:r>
       <w:r>
         <w:pict w14:anchorId="5E186737">
-          <v:rect id="_x0000_i1026" style="width:0;height:1.5pt" o:hralign="center" o:hrstd="t" o:hr="t" fillcolor="#a0a0a0" stroked="f"/>
+          <v:rect id="_x0000_i1027" style="width:0;height:1.5pt" o:hralign="center" o:hrstd="t" o:hr="t" fillcolor="#a0a0a0" stroked="f"/>
         </w:pict>
       </w:r>
       <w:r>
@@ -102,7 +107,15 @@
         <w:spacing w:after="0"/>
       </w:pPr>
       <w:r>
-        <w:t xml:space="preserve">Visit to Putrajaya and Batu Caves </w:t>
+        <w:t xml:space="preserve">Visit to Putrajaya and </w:t>
+      </w:r>
+      <w:proofErr w:type="spellStart"/>
+      <w:r>
+        <w:t>Batu</w:t>
+      </w:r>
+      <w:proofErr w:type="spellEnd"/>
+      <w:r>
+        <w:t xml:space="preserve"> Caves </w:t>
       </w:r>
     </w:p>
     <w:p>
@@ -163,7 +176,7 @@
       </w:pPr>
       <w:r>
         <w:pict w14:anchorId="693C8105">
-          <v:rect id="_x0000_i1041" style="width:0;height:1.5pt" o:hralign="center" o:hrstd="t" o:hr="t" fillcolor="#a0a0a0" stroked="f"/>
+          <v:rect id="_x0000_i1028" style="width:0;height:1.5pt" o:hralign="center" o:hrstd="t" o:hr="t" fillcolor="#a0a0a0" stroked="f"/>
         </w:pict>
       </w:r>
       <w:r>
@@ -200,7 +213,7 @@
       </w:r>
       <w:r>
         <w:pict w14:anchorId="41956317">
-          <v:rect id="_x0000_i1028" style="width:0;height:1.5pt" o:hralign="center" o:hrstd="t" o:hr="t" fillcolor="#a0a0a0" stroked="f"/>
+          <v:rect id="_x0000_i1029" style="width:0;height:1.5pt" o:hralign="center" o:hrstd="t" o:hr="t" fillcolor="#a0a0a0" stroked="f"/>
         </w:pict>
       </w:r>
       <w:r>
@@ -241,7 +254,7 @@
       </w:r>
       <w:r>
         <w:pict w14:anchorId="512E8710">
-          <v:rect id="_x0000_i1029" style="width:0;height:1.5pt" o:hralign="center" o:hrstd="t" o:hr="t" fillcolor="#a0a0a0" stroked="f"/>
+          <v:rect id="_x0000_i1030" style="width:0;height:1.5pt" o:hralign="center" o:hrstd="t" o:hr="t" fillcolor="#a0a0a0" stroked="f"/>
         </w:pict>
       </w:r>
       <w:r>
@@ -257,7 +270,7 @@
       </w:r>
       <w:r>
         <w:pict w14:anchorId="01006063">
-          <v:rect id="_x0000_i1030" style="width:0;height:1.5pt" o:hralign="center" o:hrstd="t" o:hr="t" fillcolor="#a0a0a0" stroked="f"/>
+          <v:rect id="_x0000_i1031" style="width:0;height:1.5pt" o:hralign="center" o:hrstd="t" o:hr="t" fillcolor="#a0a0a0" stroked="f"/>
         </w:pict>
       </w:r>
       <w:r>
@@ -273,7 +286,7 @@
       </w:r>
       <w:r>
         <w:pict w14:anchorId="067E54D7">
-          <v:rect id="_x0000_i1031" style="width:0;height:1.5pt" o:hralign="center" o:hrstd="t" o:hr="t" fillcolor="#a0a0a0" stroked="f"/>
+          <v:rect id="_x0000_i1032" style="width:0;height:1.5pt" o:hralign="center" o:hrstd="t" o:hr="t" fillcolor="#a0a0a0" stroked="f"/>
         </w:pict>
       </w:r>
       <w:r>
@@ -281,18 +294,53 @@
           <w:b/>
           <w:bCs/>
         </w:rPr>
-        <w:t>Day 04: Batu Caves – Departure</w:t>
+        <w:t xml:space="preserve">Day 04: </w:t>
+      </w:r>
+      <w:proofErr w:type="spellStart"/>
+      <w:r>
+        <w:rPr>
+          <w:b/>
+          <w:bCs/>
+        </w:rPr>
+        <w:t>Batu</w:t>
+      </w:r>
+      <w:proofErr w:type="spellEnd"/>
+      <w:r>
+        <w:rPr>
+          <w:b/>
+          <w:bCs/>
+        </w:rPr>
+        <w:t xml:space="preserve"> Caves – Departure</w:t>
       </w:r>
       <w:r>
         <w:br/>
-        <w:t>After breakfast, check out and proceed to Batu Caves for a visit. Later enjoy some last-minute shopping before transfer to the airport with lunch en route. Board your flight back home with pleasant memories.</w:t>
-      </w:r>
-    </w:p>
-    <w:p>
+        <w:t xml:space="preserve">After breakfast, check out and proceed to </w:t>
+      </w:r>
+      <w:proofErr w:type="spellStart"/>
+      <w:r>
+        <w:t>Batu</w:t>
+      </w:r>
+      <w:proofErr w:type="spellEnd"/>
+      <w:r>
+        <w:t xml:space="preserve"> Caves for a visit. Later enjoy some last-minute </w:t>
+      </w:r>
       <w:r>
         <w:lastRenderedPageBreak/>
+        <w:t xml:space="preserve">shopping before transfer to the airport with lunch </w:t>
+      </w:r>
+      <w:proofErr w:type="spellStart"/>
+      <w:r>
+        <w:t>en</w:t>
+      </w:r>
+      <w:proofErr w:type="spellEnd"/>
+      <w:r>
+        <w:t xml:space="preserve"> route. Board your flight back home with pleasant memories.</w:t>
+      </w:r>
+    </w:p>
+    <w:p>
+      <w:r>
         <w:pict w14:anchorId="6E8A4A5C">
-          <v:rect id="_x0000_i1071" style="width:0;height:1.5pt" o:hralign="center" o:bullet="t" o:hrstd="t" o:hr="t" fillcolor="#a0a0a0" stroked="f"/>
+          <v:rect id="_x0000_i1033" style="width:0;height:1.5pt" o:hralign="center" o:bullet="t" o:hrstd="t" o:hr="t" fillcolor="#a0a0a0" stroked="f"/>
         </w:pict>
       </w:r>
       <w:r>
@@ -397,7 +445,7 @@
     <w:p>
       <w:r>
         <w:pict w14:anchorId="764AF2FF">
-          <v:rect id="_x0000_i1084" style="width:0;height:1.5pt" o:hralign="center" o:bullet="t" o:hrstd="t" o:hr="t" fillcolor="#a0a0a0" stroked="f"/>
+          <v:rect id="_x0000_i1034" style="width:0;height:1.5pt" o:hralign="center" o:bullet="t" o:hrstd="t" o:hr="t" fillcolor="#a0a0a0" stroked="f"/>
         </w:pict>
       </w:r>
       <w:r>
@@ -417,7 +465,15 @@
         <w:spacing w:after="0"/>
       </w:pPr>
       <w:r>
-        <w:t xml:space="preserve">3 Nights accommodation in selected hotels </w:t>
+        <w:t xml:space="preserve">3 </w:t>
+      </w:r>
+      <w:proofErr w:type="spellStart"/>
+      <w:r>
+        <w:t>Nights</w:t>
+      </w:r>
+      <w:proofErr w:type="spellEnd"/>
+      <w:r>
+        <w:t xml:space="preserve"> accommodation in selected hotels </w:t>
       </w:r>
     </w:p>
     <w:p>
@@ -495,7 +551,7 @@
     <w:p>
       <w:r>
         <w:pict w14:anchorId="63E77939">
-          <v:rect id="_x0000_i1080" style="width:0;height:1.5pt" o:hralign="center" o:hrstd="t" o:hr="t" fillcolor="#a0a0a0" stroked="f"/>
+          <v:rect id="_x0000_i1035" style="width:0;height:1.5pt" o:hralign="center" o:hrstd="t" o:hr="t" fillcolor="#a0a0a0" stroked="f"/>
         </w:pict>
       </w:r>
       <w:r>
@@ -620,7 +676,7 @@
 </file>
 
 <file path=word/endnotes.xml><?xml version="1.0" encoding="utf-8"?>
-<w:endnotes xmlns:wpc="http://schemas.microsoft.com/office/word/2010/wordprocessingCanvas" xmlns:cx="http://schemas.microsoft.com/office/drawing/2014/chartex" xmlns:cx1="http://schemas.microsoft.com/office/drawing/2015/9/8/chartex" xmlns:cx2="http://schemas.microsoft.com/office/drawing/2015/10/21/chartex" xmlns:cx3="http://schemas.microsoft.com/office/drawing/2016/5/9/chartex" xmlns:cx4="http://schemas.microsoft.com/office/drawing/2016/5/10/chartex" xmlns:cx5="http://schemas.microsoft.com/office/drawing/2016/5/11/chartex" xmlns:cx6="http://schemas.microsoft.com/office/drawing/2016/5/12/chartex" xmlns:cx7="http://schemas.microsoft.com/office/drawing/2016/5/13/chartex" xmlns:cx8="http://schemas.microsoft.com/office/drawing/2016/5/14/chartex" xmlns:mc="http://schemas.openxmlformats.org/markup-compatibility/2006" xmlns:aink="http://schemas.microsoft.com/office/drawing/2016/ink" xmlns:am3d="http://schemas.microsoft.com/office/drawing/2017/model3d" xmlns:o="urn:schemas-microsoft-com:office:office" xmlns:oel="http://schemas.microsoft.com/office/2019/extlst" xmlns:r="http://schemas.openxmlformats.org/officeDocument/2006/relationships" xmlns:m="http://schemas.openxmlformats.org/officeDocument/2006/math" xmlns:v="urn:schemas-microsoft-com:vml" xmlns:wp14="http://schemas.microsoft.com/office/word/2010/wordprocessingDrawing" xmlns:wp="http://schemas.openxmlformats.org/drawingml/2006/wordprocessingDrawing" xmlns:w10="urn:schemas-microsoft-com:office:word" xmlns:w="http://schemas.openxmlformats.org/wordprocessingml/2006/main" xmlns:w14="http://schemas.microsoft.com/office/word/2010/wordml" xmlns:w15="http://schemas.microsoft.com/office/word/2012/wordml" xmlns:w16cex="http://schemas.microsoft.com/office/word/2018/wordml/cex" xmlns:w16cid="http://schemas.microsoft.com/office/word/2016/wordml/cid" xmlns:w16="http://schemas.microsoft.com/office/word/2018/wordml" xmlns:w16du="http://schemas.microsoft.com/office/word/2023/wordml/word16du" xmlns:w16sdtdh="http://schemas.microsoft.com/office/word/2020/wordml/sdtdatahash" xmlns:w16sdtfl="http://schemas.microsoft.com/office/word/2024/wordml/sdtformatlock" xmlns:w16se="http://schemas.microsoft.com/office/word/2015/wordml/symex" xmlns:wpg="http://schemas.microsoft.com/office/word/2010/wordprocessingGroup" xmlns:wpi="http://schemas.microsoft.com/office/word/2010/wordprocessingInk" xmlns:wne="http://schemas.microsoft.com/office/word/2006/wordml" xmlns:wps="http://schemas.microsoft.com/office/word/2010/wordprocessingShape" mc:Ignorable="w14 w15 w16se w16cid w16 w16cex w16sdtdh w16sdtfl w16du wp14">
+<w:endnotes xmlns:wpc="http://schemas.microsoft.com/office/word/2010/wordprocessingCanvas" xmlns:cx="http://schemas.microsoft.com/office/drawing/2014/chartex" xmlns:cx1="http://schemas.microsoft.com/office/drawing/2015/9/8/chartex" xmlns:cx2="http://schemas.microsoft.com/office/drawing/2015/10/21/chartex" xmlns:cx3="http://schemas.microsoft.com/office/drawing/2016/5/9/chartex" xmlns:cx4="http://schemas.microsoft.com/office/drawing/2016/5/10/chartex" xmlns:cx5="http://schemas.microsoft.com/office/drawing/2016/5/11/chartex" xmlns:cx6="http://schemas.microsoft.com/office/drawing/2016/5/12/chartex" xmlns:cx7="http://schemas.microsoft.com/office/drawing/2016/5/13/chartex" xmlns:cx8="http://schemas.microsoft.com/office/drawing/2016/5/14/chartex" xmlns:mc="http://schemas.openxmlformats.org/markup-compatibility/2006" xmlns:aink="http://schemas.microsoft.com/office/drawing/2016/ink" xmlns:am3d="http://schemas.microsoft.com/office/drawing/2017/model3d" xmlns:o="urn:schemas-microsoft-com:office:office" xmlns:r="http://schemas.openxmlformats.org/officeDocument/2006/relationships" xmlns:m="http://schemas.openxmlformats.org/officeDocument/2006/math" xmlns:v="urn:schemas-microsoft-com:vml" xmlns:wp14="http://schemas.microsoft.com/office/word/2010/wordprocessingDrawing" xmlns:wp="http://schemas.openxmlformats.org/drawingml/2006/wordprocessingDrawing" xmlns:w10="urn:schemas-microsoft-com:office:word" xmlns:w="http://schemas.openxmlformats.org/wordprocessingml/2006/main" xmlns:w14="http://schemas.microsoft.com/office/word/2010/wordml" xmlns:w15="http://schemas.microsoft.com/office/word/2012/wordml" xmlns:w16cid="http://schemas.microsoft.com/office/word/2016/wordml/cid" xmlns:w16se="http://schemas.microsoft.com/office/word/2015/wordml/symex" xmlns:wpg="http://schemas.microsoft.com/office/word/2010/wordprocessingGroup" xmlns:wpi="http://schemas.microsoft.com/office/word/2010/wordprocessingInk" xmlns:wne="http://schemas.microsoft.com/office/word/2006/wordml" xmlns:wps="http://schemas.microsoft.com/office/word/2010/wordprocessingShape" mc:Ignorable="w14 w15 w16se w16cid wp14">
   <w:endnote w:type="separator" w:id="-1">
     <w:p>
       <w:pPr>
@@ -645,7 +701,7 @@
 </file>
 
 <file path=word/footnotes.xml><?xml version="1.0" encoding="utf-8"?>
-<w:footnotes xmlns:wpc="http://schemas.microsoft.com/office/word/2010/wordprocessingCanvas" xmlns:cx="http://schemas.microsoft.com/office/drawing/2014/chartex" xmlns:cx1="http://schemas.microsoft.com/office/drawing/2015/9/8/chartex" xmlns:cx2="http://schemas.microsoft.com/office/drawing/2015/10/21/chartex" xmlns:cx3="http://schemas.microsoft.com/office/drawing/2016/5/9/chartex" xmlns:cx4="http://schemas.microsoft.com/office/drawing/2016/5/10/chartex" xmlns:cx5="http://schemas.microsoft.com/office/drawing/2016/5/11/chartex" xmlns:cx6="http://schemas.microsoft.com/office/drawing/2016/5/12/chartex" xmlns:cx7="http://schemas.microsoft.com/office/drawing/2016/5/13/chartex" xmlns:cx8="http://schemas.microsoft.com/office/drawing/2016/5/14/chartex" xmlns:mc="http://schemas.openxmlformats.org/markup-compatibility/2006" xmlns:aink="http://schemas.microsoft.com/office/drawing/2016/ink" xmlns:am3d="http://schemas.microsoft.com/office/drawing/2017/model3d" xmlns:o="urn:schemas-microsoft-com:office:office" xmlns:oel="http://schemas.microsoft.com/office/2019/extlst" xmlns:r="http://schemas.openxmlformats.org/officeDocument/2006/relationships" xmlns:m="http://schemas.openxmlformats.org/officeDocument/2006/math" xmlns:v="urn:schemas-microsoft-com:vml" xmlns:wp14="http://schemas.microsoft.com/office/word/2010/wordprocessingDrawing" xmlns:wp="http://schemas.openxmlformats.org/drawingml/2006/wordprocessingDrawing" xmlns:w10="urn:schemas-microsoft-com:office:word" xmlns:w="http://schemas.openxmlformats.org/wordprocessingml/2006/main" xmlns:w14="http://schemas.microsoft.com/office/word/2010/wordml" xmlns:w15="http://schemas.microsoft.com/office/word/2012/wordml" xmlns:w16cex="http://schemas.microsoft.com/office/word/2018/wordml/cex" xmlns:w16cid="http://schemas.microsoft.com/office/word/2016/wordml/cid" xmlns:w16="http://schemas.microsoft.com/office/word/2018/wordml" xmlns:w16du="http://schemas.microsoft.com/office/word/2023/wordml/word16du" xmlns:w16sdtdh="http://schemas.microsoft.com/office/word/2020/wordml/sdtdatahash" xmlns:w16sdtfl="http://schemas.microsoft.com/office/word/2024/wordml/sdtformatlock" xmlns:w16se="http://schemas.microsoft.com/office/word/2015/wordml/symex" xmlns:wpg="http://schemas.microsoft.com/office/word/2010/wordprocessingGroup" xmlns:wpi="http://schemas.microsoft.com/office/word/2010/wordprocessingInk" xmlns:wne="http://schemas.microsoft.com/office/word/2006/wordml" xmlns:wps="http://schemas.microsoft.com/office/word/2010/wordprocessingShape" mc:Ignorable="w14 w15 w16se w16cid w16 w16cex w16sdtdh w16sdtfl w16du wp14">
+<w:footnotes xmlns:wpc="http://schemas.microsoft.com/office/word/2010/wordprocessingCanvas" xmlns:cx="http://schemas.microsoft.com/office/drawing/2014/chartex" xmlns:cx1="http://schemas.microsoft.com/office/drawing/2015/9/8/chartex" xmlns:cx2="http://schemas.microsoft.com/office/drawing/2015/10/21/chartex" xmlns:cx3="http://schemas.microsoft.com/office/drawing/2016/5/9/chartex" xmlns:cx4="http://schemas.microsoft.com/office/drawing/2016/5/10/chartex" xmlns:cx5="http://schemas.microsoft.com/office/drawing/2016/5/11/chartex" xmlns:cx6="http://schemas.microsoft.com/office/drawing/2016/5/12/chartex" xmlns:cx7="http://schemas.microsoft.com/office/drawing/2016/5/13/chartex" xmlns:cx8="http://schemas.microsoft.com/office/drawing/2016/5/14/chartex" xmlns:mc="http://schemas.openxmlformats.org/markup-compatibility/2006" xmlns:aink="http://schemas.microsoft.com/office/drawing/2016/ink" xmlns:am3d="http://schemas.microsoft.com/office/drawing/2017/model3d" xmlns:o="urn:schemas-microsoft-com:office:office" xmlns:r="http://schemas.openxmlformats.org/officeDocument/2006/relationships" xmlns:m="http://schemas.openxmlformats.org/officeDocument/2006/math" xmlns:v="urn:schemas-microsoft-com:vml" xmlns:wp14="http://schemas.microsoft.com/office/word/2010/wordprocessingDrawing" xmlns:wp="http://schemas.openxmlformats.org/drawingml/2006/wordprocessingDrawing" xmlns:w10="urn:schemas-microsoft-com:office:word" xmlns:w="http://schemas.openxmlformats.org/wordprocessingml/2006/main" xmlns:w14="http://schemas.microsoft.com/office/word/2010/wordml" xmlns:w15="http://schemas.microsoft.com/office/word/2012/wordml" xmlns:w16cid="http://schemas.microsoft.com/office/word/2016/wordml/cid" xmlns:w16se="http://schemas.microsoft.com/office/word/2015/wordml/symex" xmlns:wpg="http://schemas.microsoft.com/office/word/2010/wordprocessingGroup" xmlns:wpi="http://schemas.microsoft.com/office/word/2010/wordprocessingInk" xmlns:wne="http://schemas.microsoft.com/office/word/2006/wordml" xmlns:wps="http://schemas.microsoft.com/office/word/2010/wordprocessingShape" mc:Ignorable="w14 w15 w16se w16cid wp14">
   <w:footnote w:type="separator" w:id="-1">
     <w:p>
       <w:pPr>
@@ -670,7 +726,7 @@
 </file>
 
 <file path=word/header1.xml><?xml version="1.0" encoding="utf-8"?>
-<w:hdr xmlns:wpc="http://schemas.microsoft.com/office/word/2010/wordprocessingCanvas" xmlns:cx="http://schemas.microsoft.com/office/drawing/2014/chartex" xmlns:cx1="http://schemas.microsoft.com/office/drawing/2015/9/8/chartex" xmlns:cx2="http://schemas.microsoft.com/office/drawing/2015/10/21/chartex" xmlns:cx3="http://schemas.microsoft.com/office/drawing/2016/5/9/chartex" xmlns:cx4="http://schemas.microsoft.com/office/drawing/2016/5/10/chartex" xmlns:cx5="http://schemas.microsoft.com/office/drawing/2016/5/11/chartex" xmlns:cx6="http://schemas.microsoft.com/office/drawing/2016/5/12/chartex" xmlns:cx7="http://schemas.microsoft.com/office/drawing/2016/5/13/chartex" xmlns:cx8="http://schemas.microsoft.com/office/drawing/2016/5/14/chartex" xmlns:mc="http://schemas.openxmlformats.org/markup-compatibility/2006" xmlns:aink="http://schemas.microsoft.com/office/drawing/2016/ink" xmlns:am3d="http://schemas.microsoft.com/office/drawing/2017/model3d" xmlns:o="urn:schemas-microsoft-com:office:office" xmlns:oel="http://schemas.microsoft.com/office/2019/extlst" xmlns:r="http://schemas.openxmlformats.org/officeDocument/2006/relationships" xmlns:m="http://schemas.openxmlformats.org/officeDocument/2006/math" xmlns:v="urn:schemas-microsoft-com:vml" xmlns:wp14="http://schemas.microsoft.com/office/word/2010/wordprocessingDrawing" xmlns:wp="http://schemas.openxmlformats.org/drawingml/2006/wordprocessingDrawing" xmlns:w10="urn:schemas-microsoft-com:office:word" xmlns:w="http://schemas.openxmlformats.org/wordprocessingml/2006/main" xmlns:w14="http://schemas.microsoft.com/office/word/2010/wordml" xmlns:w15="http://schemas.microsoft.com/office/word/2012/wordml" xmlns:w16cex="http://schemas.microsoft.com/office/word/2018/wordml/cex" xmlns:w16cid="http://schemas.microsoft.com/office/word/2016/wordml/cid" xmlns:w16="http://schemas.microsoft.com/office/word/2018/wordml" xmlns:w16du="http://schemas.microsoft.com/office/word/2023/wordml/word16du" xmlns:w16sdtdh="http://schemas.microsoft.com/office/word/2020/wordml/sdtdatahash" xmlns:w16sdtfl="http://schemas.microsoft.com/office/word/2024/wordml/sdtformatlock" xmlns:w16se="http://schemas.microsoft.com/office/word/2015/wordml/symex" xmlns:wpg="http://schemas.microsoft.com/office/word/2010/wordprocessingGroup" xmlns:wpi="http://schemas.microsoft.com/office/word/2010/wordprocessingInk" xmlns:wne="http://schemas.microsoft.com/office/word/2006/wordml" xmlns:wps="http://schemas.microsoft.com/office/word/2010/wordprocessingShape" mc:Ignorable="w14 w15 w16se w16cid w16 w16cex w16sdtdh w16sdtfl w16du wp14">
+<w:hdr xmlns:wpc="http://schemas.microsoft.com/office/word/2010/wordprocessingCanvas" xmlns:cx="http://schemas.microsoft.com/office/drawing/2014/chartex" xmlns:cx1="http://schemas.microsoft.com/office/drawing/2015/9/8/chartex" xmlns:cx2="http://schemas.microsoft.com/office/drawing/2015/10/21/chartex" xmlns:cx3="http://schemas.microsoft.com/office/drawing/2016/5/9/chartex" xmlns:cx4="http://schemas.microsoft.com/office/drawing/2016/5/10/chartex" xmlns:cx5="http://schemas.microsoft.com/office/drawing/2016/5/11/chartex" xmlns:cx6="http://schemas.microsoft.com/office/drawing/2016/5/12/chartex" xmlns:cx7="http://schemas.microsoft.com/office/drawing/2016/5/13/chartex" xmlns:cx8="http://schemas.microsoft.com/office/drawing/2016/5/14/chartex" xmlns:mc="http://schemas.openxmlformats.org/markup-compatibility/2006" xmlns:aink="http://schemas.microsoft.com/office/drawing/2016/ink" xmlns:am3d="http://schemas.microsoft.com/office/drawing/2017/model3d" xmlns:o="urn:schemas-microsoft-com:office:office" xmlns:r="http://schemas.openxmlformats.org/officeDocument/2006/relationships" xmlns:m="http://schemas.openxmlformats.org/officeDocument/2006/math" xmlns:v="urn:schemas-microsoft-com:vml" xmlns:wp14="http://schemas.microsoft.com/office/word/2010/wordprocessingDrawing" xmlns:wp="http://schemas.openxmlformats.org/drawingml/2006/wordprocessingDrawing" xmlns:w10="urn:schemas-microsoft-com:office:word" xmlns:w="http://schemas.openxmlformats.org/wordprocessingml/2006/main" xmlns:w14="http://schemas.microsoft.com/office/word/2010/wordml" xmlns:w15="http://schemas.microsoft.com/office/word/2012/wordml" xmlns:w16cid="http://schemas.microsoft.com/office/word/2016/wordml/cid" xmlns:w16se="http://schemas.microsoft.com/office/word/2015/wordml/symex" xmlns:wpg="http://schemas.microsoft.com/office/word/2010/wordprocessingGroup" xmlns:wpi="http://schemas.microsoft.com/office/word/2010/wordprocessingInk" xmlns:wne="http://schemas.microsoft.com/office/word/2006/wordml" xmlns:wps="http://schemas.microsoft.com/office/word/2010/wordprocessingShape" mc:Ignorable="w14 w15 w16se w16cid wp14">
   <w:p>
     <w:pPr>
       <w:pStyle w:val="Header"/>
@@ -768,10 +824,10 @@
 </file>
 
 <file path=word/numbering.xml><?xml version="1.0" encoding="utf-8"?>
-<w:numbering xmlns:wpc="http://schemas.microsoft.com/office/word/2010/wordprocessingCanvas" xmlns:cx="http://schemas.microsoft.com/office/drawing/2014/chartex" xmlns:cx1="http://schemas.microsoft.com/office/drawing/2015/9/8/chartex" xmlns:cx2="http://schemas.microsoft.com/office/drawing/2015/10/21/chartex" xmlns:cx3="http://schemas.microsoft.com/office/drawing/2016/5/9/chartex" xmlns:cx4="http://schemas.microsoft.com/office/drawing/2016/5/10/chartex" xmlns:cx5="http://schemas.microsoft.com/office/drawing/2016/5/11/chartex" xmlns:cx6="http://schemas.microsoft.com/office/drawing/2016/5/12/chartex" xmlns:cx7="http://schemas.microsoft.com/office/drawing/2016/5/13/chartex" xmlns:cx8="http://schemas.microsoft.com/office/drawing/2016/5/14/chartex" xmlns:mc="http://schemas.openxmlformats.org/markup-compatibility/2006" xmlns:aink="http://schemas.microsoft.com/office/drawing/2016/ink" xmlns:am3d="http://schemas.microsoft.com/office/drawing/2017/model3d" xmlns:o="urn:schemas-microsoft-com:office:office" xmlns:oel="http://schemas.microsoft.com/office/2019/extlst" xmlns:r="http://schemas.openxmlformats.org/officeDocument/2006/relationships" xmlns:m="http://schemas.openxmlformats.org/officeDocument/2006/math" xmlns:v="urn:schemas-microsoft-com:vml" xmlns:wp14="http://schemas.microsoft.com/office/word/2010/wordprocessingDrawing" xmlns:wp="http://schemas.openxmlformats.org/drawingml/2006/wordprocessingDrawing" xmlns:w10="urn:schemas-microsoft-com:office:word" xmlns:w="http://schemas.openxmlformats.org/wordprocessingml/2006/main" xmlns:w14="http://schemas.microsoft.com/office/word/2010/wordml" xmlns:w15="http://schemas.microsoft.com/office/word/2012/wordml" xmlns:w16cex="http://schemas.microsoft.com/office/word/2018/wordml/cex" xmlns:w16cid="http://schemas.microsoft.com/office/word/2016/wordml/cid" xmlns:w16="http://schemas.microsoft.com/office/word/2018/wordml" xmlns:w16du="http://schemas.microsoft.com/office/word/2023/wordml/word16du" xmlns:w16sdtdh="http://schemas.microsoft.com/office/word/2020/wordml/sdtdatahash" xmlns:w16sdtfl="http://schemas.microsoft.com/office/word/2024/wordml/sdtformatlock" xmlns:w16se="http://schemas.microsoft.com/office/word/2015/wordml/symex" xmlns:wpg="http://schemas.microsoft.com/office/word/2010/wordprocessingGroup" xmlns:wpi="http://schemas.microsoft.com/office/word/2010/wordprocessingInk" xmlns:wne="http://schemas.microsoft.com/office/word/2006/wordml" xmlns:wps="http://schemas.microsoft.com/office/word/2010/wordprocessingShape" mc:Ignorable="w14 w15 w16se w16cid w16 w16cex w16sdtdh w16sdtfl w16du wp14">
+<w:numbering xmlns:wpc="http://schemas.microsoft.com/office/word/2010/wordprocessingCanvas" xmlns:cx="http://schemas.microsoft.com/office/drawing/2014/chartex" xmlns:cx1="http://schemas.microsoft.com/office/drawing/2015/9/8/chartex" xmlns:cx2="http://schemas.microsoft.com/office/drawing/2015/10/21/chartex" xmlns:cx3="http://schemas.microsoft.com/office/drawing/2016/5/9/chartex" xmlns:cx4="http://schemas.microsoft.com/office/drawing/2016/5/10/chartex" xmlns:cx5="http://schemas.microsoft.com/office/drawing/2016/5/11/chartex" xmlns:cx6="http://schemas.microsoft.com/office/drawing/2016/5/12/chartex" xmlns:cx7="http://schemas.microsoft.com/office/drawing/2016/5/13/chartex" xmlns:cx8="http://schemas.microsoft.com/office/drawing/2016/5/14/chartex" xmlns:mc="http://schemas.openxmlformats.org/markup-compatibility/2006" xmlns:aink="http://schemas.microsoft.com/office/drawing/2016/ink" xmlns:am3d="http://schemas.microsoft.com/office/drawing/2017/model3d" xmlns:o="urn:schemas-microsoft-com:office:office" xmlns:r="http://schemas.openxmlformats.org/officeDocument/2006/relationships" xmlns:m="http://schemas.openxmlformats.org/officeDocument/2006/math" xmlns:v="urn:schemas-microsoft-com:vml" xmlns:wp14="http://schemas.microsoft.com/office/word/2010/wordprocessingDrawing" xmlns:wp="http://schemas.openxmlformats.org/drawingml/2006/wordprocessingDrawing" xmlns:w10="urn:schemas-microsoft-com:office:word" xmlns:w="http://schemas.openxmlformats.org/wordprocessingml/2006/main" xmlns:w14="http://schemas.microsoft.com/office/word/2010/wordml" xmlns:w15="http://schemas.microsoft.com/office/word/2012/wordml" xmlns:w16cid="http://schemas.microsoft.com/office/word/2016/wordml/cid" xmlns:w16se="http://schemas.microsoft.com/office/word/2015/wordml/symex" xmlns:wpg="http://schemas.microsoft.com/office/word/2010/wordprocessingGroup" xmlns:wpi="http://schemas.microsoft.com/office/word/2010/wordprocessingInk" xmlns:wne="http://schemas.microsoft.com/office/word/2006/wordml" xmlns:wps="http://schemas.microsoft.com/office/word/2010/wordprocessingShape" mc:Ignorable="w14 w15 w16se w16cid wp14">
   <w:numPicBullet w:numPicBulletId="0">
     <w:pict>
-      <v:rect id="_x0000_i1025" style="width:0;height:1.5pt" o:hralign="center" o:bullet="t" o:hrstd="t" o:hr="t" fillcolor="#a0a0a0" stroked="f"/>
+      <v:rect id="_x0000_i1027" style="width:0;height:1.5pt" o:hralign="center" o:bullet="t" o:hrstd="t" o:hr="t" fillcolor="#a0a0a0" stroked="f"/>
     </w:pict>
   </w:numPicBullet>
   <w:abstractNum w:abstractNumId="0" w15:restartNumberingAfterBreak="0">
@@ -1858,35 +1914,35 @@
       </w:rPr>
     </w:lvl>
   </w:abstractNum>
-  <w:num w:numId="1" w16cid:durableId="309293689">
+  <w:num w:numId="1">
     <w:abstractNumId w:val="4"/>
   </w:num>
-  <w:num w:numId="2" w16cid:durableId="1959410416">
+  <w:num w:numId="2">
     <w:abstractNumId w:val="0"/>
   </w:num>
-  <w:num w:numId="3" w16cid:durableId="1146582756">
+  <w:num w:numId="3">
     <w:abstractNumId w:val="3"/>
   </w:num>
-  <w:num w:numId="4" w16cid:durableId="1408571502">
+  <w:num w:numId="4">
     <w:abstractNumId w:val="2"/>
   </w:num>
-  <w:num w:numId="5" w16cid:durableId="432746210">
+  <w:num w:numId="5">
     <w:abstractNumId w:val="7"/>
   </w:num>
-  <w:num w:numId="6" w16cid:durableId="574239258">
+  <w:num w:numId="6">
     <w:abstractNumId w:val="1"/>
   </w:num>
-  <w:num w:numId="7" w16cid:durableId="702246513">
+  <w:num w:numId="7">
     <w:abstractNumId w:val="6"/>
   </w:num>
-  <w:num w:numId="8" w16cid:durableId="1731535712">
+  <w:num w:numId="8">
     <w:abstractNumId w:val="5"/>
   </w:num>
 </w:numbering>
 </file>
 
 <file path=word/styles.xml><?xml version="1.0" encoding="utf-8"?>
-<w:styles xmlns:mc="http://schemas.openxmlformats.org/markup-compatibility/2006" xmlns:r="http://schemas.openxmlformats.org/officeDocument/2006/relationships" xmlns:w="http://schemas.openxmlformats.org/wordprocessingml/2006/main" xmlns:w14="http://schemas.microsoft.com/office/word/2010/wordml" xmlns:w15="http://schemas.microsoft.com/office/word/2012/wordml" xmlns:w16cex="http://schemas.microsoft.com/office/word/2018/wordml/cex" xmlns:w16cid="http://schemas.microsoft.com/office/word/2016/wordml/cid" xmlns:w16="http://schemas.microsoft.com/office/word/2018/wordml" xmlns:w16du="http://schemas.microsoft.com/office/word/2023/wordml/word16du" xmlns:w16sdtdh="http://schemas.microsoft.com/office/word/2020/wordml/sdtdatahash" xmlns:w16sdtfl="http://schemas.microsoft.com/office/word/2024/wordml/sdtformatlock" xmlns:w16se="http://schemas.microsoft.com/office/word/2015/wordml/symex" mc:Ignorable="w14 w15 w16se w16cid w16 w16cex w16sdtdh w16sdtfl w16du">
+<w:styles xmlns:mc="http://schemas.openxmlformats.org/markup-compatibility/2006" xmlns:r="http://schemas.openxmlformats.org/officeDocument/2006/relationships" xmlns:w="http://schemas.openxmlformats.org/wordprocessingml/2006/main" xmlns:w14="http://schemas.microsoft.com/office/word/2010/wordml" xmlns:w15="http://schemas.microsoft.com/office/word/2012/wordml" xmlns:w16cid="http://schemas.microsoft.com/office/word/2016/wordml/cid" xmlns:w16se="http://schemas.microsoft.com/office/word/2015/wordml/symex" mc:Ignorable="w14 w15 w16se w16cid">
   <w:docDefaults>
     <w:rPrDefault>
       <w:rPr>
@@ -1902,7 +1958,7 @@
       </w:pPr>
     </w:pPrDefault>
   </w:docDefaults>
-  <w:latentStyles w:defLockedState="0" w:defUIPriority="99" w:defSemiHidden="0" w:defUnhideWhenUsed="0" w:defQFormat="0" w:count="376">
+  <w:latentStyles w:defLockedState="0" w:defUIPriority="99" w:defSemiHidden="0" w:defUnhideWhenUsed="0" w:defQFormat="0" w:count="375">
     <w:lsdException w:name="Normal" w:uiPriority="0" w:qFormat="1"/>
     <w:lsdException w:name="heading 1" w:uiPriority="9" w:qFormat="1"/>
     <w:lsdException w:name="heading 2" w:semiHidden="1" w:uiPriority="9" w:unhideWhenUsed="1" w:qFormat="1"/>
@@ -2278,7 +2334,6 @@
     <w:lsdException w:name="Smart Hyperlink" w:semiHidden="1" w:unhideWhenUsed="1"/>
     <w:lsdException w:name="Hashtag" w:semiHidden="1" w:unhideWhenUsed="1"/>
     <w:lsdException w:name="Unresolved Mention" w:semiHidden="1" w:unhideWhenUsed="1"/>
-    <w:lsdException w:name="Smart Link" w:semiHidden="1" w:unhideWhenUsed="1"/>
   </w:latentStyles>
   <w:style w:type="paragraph" w:default="1" w:styleId="Normal">
     <w:name w:val="Normal"/>
@@ -2287,6 +2342,7 @@
   <w:style w:type="character" w:default="1" w:styleId="DefaultParagraphFont">
     <w:name w:val="Default Paragraph Font"/>
     <w:uiPriority w:val="1"/>
+    <w:semiHidden/>
     <w:unhideWhenUsed/>
   </w:style>
   <w:style w:type="table" w:default="1" w:styleId="TableNormal">
